--- a/public/assets/template/docx/surat_permohonan_duplikat_kematian.docx
+++ b/public/assets/template/docx/surat_permohonan_duplikat_kematian.docx
@@ -29,7 +29,7 @@
         <w:pStyle w:val="BodyText"/>
       </w:pPr>
       <w:r>
-        <w:t xml:space="preserve">Pemerintah Kab./Kota : $NAMA_KAB</w:t>
+        <w:t xml:space="preserve">Pemerintah Kab./Kota : ${NAMA_KAB}</w:t>
       </w:r>
     </w:p>
     <w:p>
@@ -50,15 +50,15 @@
         <w:t xml:space="preserve"> </w:t>
       </w:r>
       <w:r>
-        <w:t xml:space="preserve">: $NAMA_KEC</w:t>
-      </w:r>
-    </w:p>
-    <w:p>
-      <w:pPr>
-        <w:pStyle w:val="BodyText"/>
-      </w:pPr>
-      <w:r>
-        <w:t xml:space="preserve">Kalurahan : $NAMA_DES</w:t>
+        <w:t xml:space="preserve">: ${NAMA_KEC}</w:t>
+      </w:r>
+    </w:p>
+    <w:p>
+      <w:pPr>
+        <w:pStyle w:val="BodyText"/>
+      </w:pPr>
+      <w:r>
+        <w:t xml:space="preserve">Kalurahan : ${NAMA_DES}</w:t>
       </w:r>
     </w:p>
     <w:p>
@@ -85,7 +85,7 @@
         <w:pStyle w:val="FirstParagraph"/>
       </w:pPr>
       <w:r>
-        <w:t xml:space="preserve">Nomor : $NOMOR_SURAT /$KODE_DESA /$TAHUN</w:t>
+        <w:t xml:space="preserve">Nomor : ${NOMOR_SURAT} /${KODE_DESA} /${TAHUN}</w:t>
       </w:r>
     </w:p>
     <w:p>
@@ -114,7 +114,7 @@
           <w:b/>
           <w:bCs/>
         </w:rPr>
-        <w:t xml:space="preserve">$IBU_NAMA</w:t>
+        <w:t xml:space="preserve">${IBU_NAMA}</w:t>
       </w:r>
     </w:p>
     <w:p>
@@ -125,7 +125,7 @@
         </w:numPr>
       </w:pPr>
       <w:r>
-        <w:t xml:space="preserve">NIK : $IBU_NIK</w:t>
+        <w:t xml:space="preserve">NIK : ${IBU_NIK}</w:t>
       </w:r>
     </w:p>
     <w:p>
@@ -136,7 +136,7 @@
         </w:numPr>
       </w:pPr>
       <w:r>
-        <w:t xml:space="preserve">Jenis Kelamin : $IBU_SEX</w:t>
+        <w:t xml:space="preserve">Jenis Kelamin : ${IBU_SEX}</w:t>
       </w:r>
     </w:p>
     <w:p>
@@ -147,7 +147,7 @@
         </w:numPr>
       </w:pPr>
       <w:r>
-        <w:t xml:space="preserve">Tempat, Tgl. Lahir : $IBU_TTL</w:t>
+        <w:t xml:space="preserve">Tempat, Tgl. Lahir : ${IBU_TTL}</w:t>
       </w:r>
     </w:p>
     <w:p>
@@ -158,7 +158,7 @@
         </w:numPr>
       </w:pPr>
       <w:r>
-        <w:t xml:space="preserve">Usia : $IBU_USIA Tahun</w:t>
+        <w:t xml:space="preserve">Usia : ${IBU_USIA} Tahun</w:t>
       </w:r>
     </w:p>
     <w:p>
@@ -169,7 +169,7 @@
         </w:numPr>
       </w:pPr>
       <w:r>
-        <w:t xml:space="preserve">Pekerjaan : $IBU_PEKERJAAN</w:t>
+        <w:t xml:space="preserve">Pekerjaan : ${IBU_PEKERJAAN}</w:t>
       </w:r>
     </w:p>
     <w:p>
@@ -180,7 +180,7 @@
         </w:numPr>
       </w:pPr>
       <w:r>
-        <w:t xml:space="preserve">Alamat : $IBU_ALAMAT</w:t>
+        <w:t xml:space="preserve">Alamat : ${IBU_ALAMAT}</w:t>
       </w:r>
       <w:r>
         <w:t xml:space="preserve"> </w:t>
@@ -194,7 +194,7 @@
         <w:t xml:space="preserve"> </w:t>
       </w:r>
       <w:r>
-        <w:t xml:space="preserve">$NAMA_DES, Kapanewon $NAMA_KEC, Kabupaten $NAMA_KAB</w:t>
+        <w:t xml:space="preserve">${NAMA_DES}, Kapanewon ${NAMA_KEC}, Kabupaten ${NAMA_KAB}</w:t>
       </w:r>
     </w:p>
     <w:p>
@@ -210,39 +210,39 @@
         <w:pStyle w:val="BodyText"/>
       </w:pPr>
       <w:r>
-        <w:t xml:space="preserve">H a r i : $HARI_MATI</w:t>
-      </w:r>
-    </w:p>
-    <w:p>
-      <w:pPr>
-        <w:pStyle w:val="BodyText"/>
-      </w:pPr>
-      <w:r>
-        <w:t xml:space="preserve">Tanggal : $TGL_MATI</w:t>
-      </w:r>
-    </w:p>
-    <w:p>
-      <w:pPr>
-        <w:pStyle w:val="BodyText"/>
-      </w:pPr>
-      <w:r>
-        <w:t xml:space="preserve">Pukul : $JAM_MATI</w:t>
-      </w:r>
-    </w:p>
-    <w:p>
-      <w:pPr>
-        <w:pStyle w:val="BodyText"/>
-      </w:pPr>
-      <w:r>
-        <w:t xml:space="preserve">Tempat : $TPT_MATI</w:t>
-      </w:r>
-    </w:p>
-    <w:p>
-      <w:pPr>
-        <w:pStyle w:val="BodyText"/>
-      </w:pPr>
-      <w:r>
-        <w:t xml:space="preserve">Penyebab kematian : $SEBAB_MATI</w:t>
+        <w:t xml:space="preserve">H a r i : ${HARI_MATI}</w:t>
+      </w:r>
+    </w:p>
+    <w:p>
+      <w:pPr>
+        <w:pStyle w:val="BodyText"/>
+      </w:pPr>
+      <w:r>
+        <w:t xml:space="preserve">Tanggal : ${TGL_MATI}</w:t>
+      </w:r>
+    </w:p>
+    <w:p>
+      <w:pPr>
+        <w:pStyle w:val="BodyText"/>
+      </w:pPr>
+      <w:r>
+        <w:t xml:space="preserve">Pukul : ${JAM_MATI}</w:t>
+      </w:r>
+    </w:p>
+    <w:p>
+      <w:pPr>
+        <w:pStyle w:val="BodyText"/>
+      </w:pPr>
+      <w:r>
+        <w:t xml:space="preserve">Tempat : ${TPT_MATI}</w:t>
+      </w:r>
+    </w:p>
+    <w:p>
+      <w:pPr>
+        <w:pStyle w:val="BodyText"/>
+      </w:pPr>
+      <w:r>
+        <w:t xml:space="preserve">Penyebab kematian : ${SEBAB_MATI}</w:t>
       </w:r>
     </w:p>
     <w:p>
@@ -271,7 +271,7 @@
           <w:b/>
           <w:bCs/>
         </w:rPr>
-        <w:t xml:space="preserve">$NAMA</w:t>
+        <w:t xml:space="preserve">${NAMA}</w:t>
       </w:r>
     </w:p>
     <w:p>
@@ -282,7 +282,7 @@
         </w:numPr>
       </w:pPr>
       <w:r>
-        <w:t xml:space="preserve">NIK : $NO_KTP</w:t>
+        <w:t xml:space="preserve">NIK : ${NO_KTP}</w:t>
       </w:r>
     </w:p>
     <w:p>
@@ -293,7 +293,7 @@
         </w:numPr>
       </w:pPr>
       <w:r>
-        <w:t xml:space="preserve">Tempat/tanggal lahir : $TTL</w:t>
+        <w:t xml:space="preserve">Tempat/tanggal lahir : ${TTL}</w:t>
       </w:r>
     </w:p>
     <w:p>
@@ -304,7 +304,7 @@
         </w:numPr>
       </w:pPr>
       <w:r>
-        <w:t xml:space="preserve">Umur : $USIA Tahun</w:t>
+        <w:t xml:space="preserve">Umur : ${USIA} Tahun</w:t>
       </w:r>
     </w:p>
     <w:p>
@@ -315,7 +315,7 @@
         </w:numPr>
       </w:pPr>
       <w:r>
-        <w:t xml:space="preserve">Pekerjaan : $PEKERJAAN</w:t>
+        <w:t xml:space="preserve">Pekerjaan : ${PEKERJAAN}</w:t>
       </w:r>
     </w:p>
     <w:p>
@@ -326,7 +326,7 @@
         </w:numPr>
       </w:pPr>
       <w:r>
-        <w:t xml:space="preserve">Alamat : $ALAMAT Kalurahan $NAMA_DES, Kapanewon $NAMA_KEC, Kabupaten $NAMA_KAB</w:t>
+        <w:t xml:space="preserve">Alamat : ${ALAMAT} Kalurahan ${NAMA_DES}, Kapanewon ${NAMA_KEC}, Kabupaten ${NAMA_KAB}</w:t>
       </w:r>
     </w:p>
     <w:p>
@@ -334,23 +334,23 @@
         <w:pStyle w:val="FirstParagraph"/>
       </w:pPr>
       <w:r>
-        <w:t xml:space="preserve">Hubungan pelapor dengan yang mati : $HUB_LAPOR</w:t>
-      </w:r>
-    </w:p>
-    <w:p>
-      <w:pPr>
-        <w:pStyle w:val="BodyText"/>
-      </w:pPr>
-      <w:r>
-        <w:t xml:space="preserve">$NAMA_DES, $TGL_SURAT</w:t>
-      </w:r>
-    </w:p>
-    <w:p>
-      <w:pPr>
-        <w:pStyle w:val="BodyText"/>
-      </w:pPr>
-      <w:r>
-        <w:t xml:space="preserve">$JABATAN $NAMA_DES</w:t>
+        <w:t xml:space="preserve">Hubungan pelapor dengan yang mati : ${HUB_LAPOR}</w:t>
+      </w:r>
+    </w:p>
+    <w:p>
+      <w:pPr>
+        <w:pStyle w:val="BodyText"/>
+      </w:pPr>
+      <w:r>
+        <w:t xml:space="preserve">${NAMA_DES}, ${TGL_SURAT}</w:t>
+      </w:r>
+    </w:p>
+    <w:p>
+      <w:pPr>
+        <w:pStyle w:val="BodyText"/>
+      </w:pPr>
+      <w:r>
+        <w:t xml:space="preserve">${JABATAN} ${NAMA_DES}</w:t>
       </w:r>
     </w:p>
     <w:p>
@@ -363,7 +363,7 @@
           <w:bCs/>
           <w:u w:val="single"/>
         </w:rPr>
-        <w:t xml:space="preserve">$NAMA_PAMONG</w:t>
+        <w:t xml:space="preserve">${NAMA_PAMONG}</w:t>
       </w:r>
     </w:p>
     <w:p>
@@ -393,23 +393,23 @@
         <w:pStyle w:val="BodyText"/>
       </w:pPr>
       <w:r>
-        <w:t xml:space="preserve">Pemerintah Kab./Kota : $NAMA_KAB</w:t>
-      </w:r>
-    </w:p>
-    <w:p>
-      <w:pPr>
-        <w:pStyle w:val="BodyText"/>
-      </w:pPr>
-      <w:r>
-        <w:t xml:space="preserve">Kapanewon : $NAMA_KEC</w:t>
-      </w:r>
-    </w:p>
-    <w:p>
-      <w:pPr>
-        <w:pStyle w:val="BodyText"/>
-      </w:pPr>
-      <w:r>
-        <w:t xml:space="preserve">Kalurahan : $NAMA_DES</w:t>
+        <w:t xml:space="preserve">Pemerintah Kab./Kota : ${NAMA_KAB}</w:t>
+      </w:r>
+    </w:p>
+    <w:p>
+      <w:pPr>
+        <w:pStyle w:val="BodyText"/>
+      </w:pPr>
+      <w:r>
+        <w:t xml:space="preserve">Kapanewon : ${NAMA_KEC}</w:t>
+      </w:r>
+    </w:p>
+    <w:p>
+      <w:pPr>
+        <w:pStyle w:val="BodyText"/>
+      </w:pPr>
+      <w:r>
+        <w:t xml:space="preserve">Kalurahan : ${NAMA_DES}</w:t>
       </w:r>
     </w:p>
     <w:p>
@@ -436,7 +436,7 @@
         <w:pStyle w:val="FirstParagraph"/>
       </w:pPr>
       <w:r>
-        <w:t xml:space="preserve">Nomor : $NOMOR_SURAT /$KODE_DESA /$TAHUN</w:t>
+        <w:t xml:space="preserve">Nomor : ${NOMOR_SURAT} /${KODE_DESA} /${TAHUN}</w:t>
       </w:r>
     </w:p>
     <w:p>
@@ -465,7 +465,7 @@
           <w:b/>
           <w:bCs/>
         </w:rPr>
-        <w:t xml:space="preserve">$IBU_NAMA</w:t>
+        <w:t xml:space="preserve">${IBU_NAMA}</w:t>
       </w:r>
     </w:p>
     <w:p>
@@ -476,7 +476,7 @@
         </w:numPr>
       </w:pPr>
       <w:r>
-        <w:t xml:space="preserve">NIK : $IBU_NIK</w:t>
+        <w:t xml:space="preserve">NIK : ${IBU_NIK}</w:t>
       </w:r>
     </w:p>
     <w:p>
@@ -487,7 +487,7 @@
         </w:numPr>
       </w:pPr>
       <w:r>
-        <w:t xml:space="preserve">Jenis Kelamin : $IBU_SEX</w:t>
+        <w:t xml:space="preserve">Jenis Kelamin : ${IBU_SEX}</w:t>
       </w:r>
     </w:p>
     <w:p>
@@ -498,7 +498,7 @@
         </w:numPr>
       </w:pPr>
       <w:r>
-        <w:t xml:space="preserve">Tempat, Tgl. Lahir : $IBU_TTL</w:t>
+        <w:t xml:space="preserve">Tempat, Tgl. Lahir : ${IBU_TTL}</w:t>
       </w:r>
     </w:p>
     <w:p>
@@ -509,7 +509,7 @@
         </w:numPr>
       </w:pPr>
       <w:r>
-        <w:t xml:space="preserve">Usia : $IBU_USIA Tahun</w:t>
+        <w:t xml:space="preserve">Usia : ${IBU_USIA} Tahun</w:t>
       </w:r>
     </w:p>
     <w:p>
@@ -520,7 +520,7 @@
         </w:numPr>
       </w:pPr>
       <w:r>
-        <w:t xml:space="preserve">Pekerjaan : $IBU_PEKERJAAN</w:t>
+        <w:t xml:space="preserve">Pekerjaan : ${IBU_PEKERJAAN}</w:t>
       </w:r>
     </w:p>
     <w:p>
@@ -531,7 +531,7 @@
         </w:numPr>
       </w:pPr>
       <w:r>
-        <w:t xml:space="preserve">Alamat : $IBU_ALAMAT Kalurahan $NAMA_DES, Kapanewon $NAMA_KEC, Kabupaten $NAMA_KAB</w:t>
+        <w:t xml:space="preserve">Alamat : ${IBU_ALAMAT} Kalurahan ${NAMA_DES}, Kapanewon ${NAMA_KEC}, Kabupaten ${NAMA_KAB}</w:t>
       </w:r>
     </w:p>
     <w:p>
@@ -547,39 +547,39 @@
         <w:pStyle w:val="BodyText"/>
       </w:pPr>
       <w:r>
-        <w:t xml:space="preserve">H a r i : $HARI_MATI</w:t>
-      </w:r>
-    </w:p>
-    <w:p>
-      <w:pPr>
-        <w:pStyle w:val="BodyText"/>
-      </w:pPr>
-      <w:r>
-        <w:t xml:space="preserve">Tanggal : $TGL_MATI</w:t>
-      </w:r>
-    </w:p>
-    <w:p>
-      <w:pPr>
-        <w:pStyle w:val="BodyText"/>
-      </w:pPr>
-      <w:r>
-        <w:t xml:space="preserve">Pukul : $JAM_MATI</w:t>
-      </w:r>
-    </w:p>
-    <w:p>
-      <w:pPr>
-        <w:pStyle w:val="BodyText"/>
-      </w:pPr>
-      <w:r>
-        <w:t xml:space="preserve">Tempat : $TPT_MATI</w:t>
-      </w:r>
-    </w:p>
-    <w:p>
-      <w:pPr>
-        <w:pStyle w:val="BodyText"/>
-      </w:pPr>
-      <w:r>
-        <w:t xml:space="preserve">Penyebab kematian : $SEBAB_MATI</w:t>
+        <w:t xml:space="preserve">H a r i : ${HARI_MATI}</w:t>
+      </w:r>
+    </w:p>
+    <w:p>
+      <w:pPr>
+        <w:pStyle w:val="BodyText"/>
+      </w:pPr>
+      <w:r>
+        <w:t xml:space="preserve">Tanggal : ${TGL_MATI}</w:t>
+      </w:r>
+    </w:p>
+    <w:p>
+      <w:pPr>
+        <w:pStyle w:val="BodyText"/>
+      </w:pPr>
+      <w:r>
+        <w:t xml:space="preserve">Pukul : ${JAM_MATI}</w:t>
+      </w:r>
+    </w:p>
+    <w:p>
+      <w:pPr>
+        <w:pStyle w:val="BodyText"/>
+      </w:pPr>
+      <w:r>
+        <w:t xml:space="preserve">Tempat : ${TPT_MATI}</w:t>
+      </w:r>
+    </w:p>
+    <w:p>
+      <w:pPr>
+        <w:pStyle w:val="BodyText"/>
+      </w:pPr>
+      <w:r>
+        <w:t xml:space="preserve">Penyebab kematian : ${SEBAB_MATI}</w:t>
       </w:r>
     </w:p>
     <w:p>
@@ -608,7 +608,7 @@
           <w:b/>
           <w:bCs/>
         </w:rPr>
-        <w:t xml:space="preserve">$NAMA</w:t>
+        <w:t xml:space="preserve">${NAMA}</w:t>
       </w:r>
     </w:p>
     <w:p>
@@ -619,7 +619,7 @@
         </w:numPr>
       </w:pPr>
       <w:r>
-        <w:t xml:space="preserve">NIK : $NO_KTP</w:t>
+        <w:t xml:space="preserve">NIK : ${NO_KTP}</w:t>
       </w:r>
     </w:p>
     <w:p>
@@ -630,7 +630,7 @@
         </w:numPr>
       </w:pPr>
       <w:r>
-        <w:t xml:space="preserve">Tempat/tanggal lahir : $TTL</w:t>
+        <w:t xml:space="preserve">Tempat/tanggal lahir : ${TTL}</w:t>
       </w:r>
     </w:p>
     <w:p>
@@ -641,7 +641,7 @@
         </w:numPr>
       </w:pPr>
       <w:r>
-        <w:t xml:space="preserve">Umur : $USIA Tahun</w:t>
+        <w:t xml:space="preserve">Umur : ${USIA} Tahun</w:t>
       </w:r>
     </w:p>
     <w:p>
@@ -652,7 +652,7 @@
         </w:numPr>
       </w:pPr>
       <w:r>
-        <w:t xml:space="preserve">Pekerjaan : $PEKERJAAN</w:t>
+        <w:t xml:space="preserve">Pekerjaan : ${PEKERJAAN}</w:t>
       </w:r>
     </w:p>
     <w:p>
@@ -663,7 +663,7 @@
         </w:numPr>
       </w:pPr>
       <w:r>
-        <w:t xml:space="preserve">Alamat : $ALAMAT Kalurahan $NAMA_DES, Kapanewon $NAMA_KEC, Kabupaten $NAMA_KAB</w:t>
+        <w:t xml:space="preserve">Alamat : ${ALAMAT} Kalurahan ${NAMA_DES}, Kapanewon ${NAMA_KEC}, Kabupaten ${NAMA_KAB}</w:t>
       </w:r>
     </w:p>
     <w:p>
@@ -671,23 +671,23 @@
         <w:pStyle w:val="FirstParagraph"/>
       </w:pPr>
       <w:r>
-        <w:t xml:space="preserve">Hubungan pelapor dengan yang mati : $HUB_LAPOR</w:t>
-      </w:r>
-    </w:p>
-    <w:p>
-      <w:pPr>
-        <w:pStyle w:val="BodyText"/>
-      </w:pPr>
-      <w:r>
-        <w:t xml:space="preserve">$NAMA_DES, $TGL_SURAT</w:t>
-      </w:r>
-    </w:p>
-    <w:p>
-      <w:pPr>
-        <w:pStyle w:val="BodyText"/>
-      </w:pPr>
-      <w:r>
-        <w:t xml:space="preserve">$JABATAN $NAMA_DES</w:t>
+        <w:t xml:space="preserve">Hubungan pelapor dengan yang mati : ${HUB_LAPOR}</w:t>
+      </w:r>
+    </w:p>
+    <w:p>
+      <w:pPr>
+        <w:pStyle w:val="BodyText"/>
+      </w:pPr>
+      <w:r>
+        <w:t xml:space="preserve">${NAMA_DES}, ${TGL_SURAT}</w:t>
+      </w:r>
+    </w:p>
+    <w:p>
+      <w:pPr>
+        <w:pStyle w:val="BodyText"/>
+      </w:pPr>
+      <w:r>
+        <w:t xml:space="preserve">${JABATAN} ${NAMA_DES}</w:t>
       </w:r>
     </w:p>
     <w:p>
@@ -700,7 +700,7 @@
           <w:bCs/>
           <w:u w:val="single"/>
         </w:rPr>
-        <w:t xml:space="preserve">$NAMA_PAMONG</w:t>
+        <w:t xml:space="preserve">${NAMA_PAMONG}</w:t>
       </w:r>
     </w:p>
     <w:sectPr>
